--- a/עבודה מסכמת - סופי.docx
+++ b/עבודה מסכמת - סופי.docx
@@ -1,7 +1,41 @@
 
 <file path=word/document.xml><?xml version="1.0" encoding="utf-8"?>
-<w:document xmlns:wpc="http://schemas.microsoft.com/office/word/2010/wordprocessingCanvas" xmlns:cx="http://schemas.microsoft.com/office/drawing/2014/chartex" xmlns:cx1="http://schemas.microsoft.com/office/drawing/2015/9/8/chartex" xmlns:mc="http://schemas.openxmlformats.org/markup-compatibility/2006" xmlns:o="urn:schemas-microsoft-com:office:office" xmlns:r="http://schemas.openxmlformats.org/officeDocument/2006/relationships" xmlns:m="http://schemas.openxmlformats.org/officeDocument/2006/math" xmlns:v="urn:schemas-microsoft-com:vml" xmlns:wp14="http://schemas.microsoft.com/office/word/2010/wordprocessingDrawing" xmlns:wp="http://schemas.openxmlformats.org/drawingml/2006/wordprocessingDrawing" xmlns:w10="urn:schemas-microsoft-com:office:word" xmlns:w="http://schemas.openxmlformats.org/wordprocessingml/2006/main" xmlns:w14="http://schemas.microsoft.com/office/word/2010/wordml" xmlns:w15="http://schemas.microsoft.com/office/word/2012/wordml" xmlns:w16se="http://schemas.microsoft.com/office/word/2015/wordml/symex" xmlns:wpg="http://schemas.microsoft.com/office/word/2010/wordprocessingGroup" xmlns:wpi="http://schemas.microsoft.com/office/word/2010/wordprocessingInk" xmlns:wne="http://schemas.microsoft.com/office/word/2006/wordml" xmlns:wps="http://schemas.microsoft.com/office/word/2010/wordprocessingShape" mc:Ignorable="w14 w15 w16se wp14">
+<w:document xmlns:wpc="http://schemas.microsoft.com/office/word/2010/wordprocessingCanvas" xmlns:cx="http://schemas.microsoft.com/office/drawing/2014/chartex" xmlns:mc="http://schemas.openxmlformats.org/markup-compatibility/2006" xmlns:o="urn:schemas-microsoft-com:office:office" xmlns:r="http://schemas.openxmlformats.org/officeDocument/2006/relationships" xmlns:m="http://schemas.openxmlformats.org/officeDocument/2006/math" xmlns:v="urn:schemas-microsoft-com:vml" xmlns:wp14="http://schemas.microsoft.com/office/word/2010/wordprocessingDrawing" xmlns:wp="http://schemas.openxmlformats.org/drawingml/2006/wordprocessingDrawing" xmlns:w10="urn:schemas-microsoft-com:office:word" xmlns:w="http://schemas.openxmlformats.org/wordprocessingml/2006/main" xmlns:w14="http://schemas.microsoft.com/office/word/2010/wordml" xmlns:w15="http://schemas.microsoft.com/office/word/2012/wordml" xmlns:w16se="http://schemas.microsoft.com/office/word/2015/wordml/symex" xmlns:wpg="http://schemas.microsoft.com/office/word/2010/wordprocessingGroup" xmlns:wpi="http://schemas.microsoft.com/office/word/2010/wordprocessingInk" xmlns:wne="http://schemas.microsoft.com/office/word/2006/wordml" xmlns:wps="http://schemas.microsoft.com/office/word/2010/wordprocessingShape" mc:Ignorable="w14 w15 w16se wp14">
   <w:body>
+    <w:p>
+      <w:pPr>
+        <w:pStyle w:val="Title"/>
+        <w:bidi/>
+        <w:jc w:val="center"/>
+        <w:rPr>
+          <w:rtl/>
+        </w:rPr>
+      </w:pPr>
+      <w:r>
+        <w:rPr>
+          <w:rFonts w:hint="cs"/>
+          <w:rtl/>
+        </w:rPr>
+        <w:t>פרויקט מסכם - ספקטרומטר חלקיקים</w:t>
+      </w:r>
+    </w:p>
+    <w:p>
+      <w:pPr>
+        <w:pStyle w:val="Subtitle"/>
+        <w:bidi/>
+        <w:jc w:val="center"/>
+        <w:rPr>
+          <w:rtl/>
+        </w:rPr>
+      </w:pPr>
+      <w:r>
+        <w:rPr>
+          <w:rFonts w:hint="cs"/>
+          <w:rtl/>
+        </w:rPr>
+        <w:t>תמיר כהן</w:t>
+      </w:r>
+    </w:p>
     <w:p>
       <w:pPr>
         <w:pStyle w:val="Heading1"/>
@@ -1596,7 +1630,61 @@
                                 <w:szCs w:val="20"/>
                                 <w:rtl/>
                               </w:rPr>
-                              <w:t xml:space="preserve"> סקיצה תלת מימדית של ספקטרומטר מרובע בו פועלים שדות מגנטי וחשמלי + מסלול חלקיק בתוך הספקטרומטר</w:t>
+                              <w:t xml:space="preserve"> סקיצה תלת מימדית של ספקטרומטר מרובע בו פועלים שדות מגנטי</w:t>
+                            </w:r>
+                            <w:r>
+                              <w:rPr>
+                                <w:rFonts w:asciiTheme="majorBidi" w:hAnsiTheme="majorBidi" w:cstheme="majorBidi" w:hint="cs"/>
+                                <w:sz w:val="20"/>
+                                <w:szCs w:val="20"/>
+                                <w:rtl/>
+                              </w:rPr>
+                              <w:t>ם</w:t>
+                            </w:r>
+                            <w:r>
+                              <w:rPr>
+                                <w:rFonts w:asciiTheme="majorBidi" w:hAnsiTheme="majorBidi" w:cstheme="majorBidi"/>
+                                <w:sz w:val="20"/>
+                                <w:szCs w:val="20"/>
+                                <w:rtl/>
+                              </w:rPr>
+                              <w:t xml:space="preserve"> </w:t>
+                            </w:r>
+                            <w:r>
+                              <w:rPr>
+                                <w:rFonts w:asciiTheme="majorBidi" w:hAnsiTheme="majorBidi" w:cstheme="majorBidi" w:hint="cs"/>
+                                <w:sz w:val="20"/>
+                                <w:szCs w:val="20"/>
+                                <w:rtl/>
+                              </w:rPr>
+                              <w:t>וחשמלי</w:t>
+                            </w:r>
+                            <w:r>
+                              <w:rPr>
+                                <w:rFonts w:asciiTheme="majorBidi" w:hAnsiTheme="majorBidi" w:cstheme="majorBidi" w:hint="cs"/>
+                                <w:sz w:val="20"/>
+                                <w:szCs w:val="20"/>
+                                <w:rtl/>
+                              </w:rPr>
+                              <w:t>י</w:t>
+                            </w:r>
+                            <w:r>
+                              <w:rPr>
+                                <w:rFonts w:asciiTheme="majorBidi" w:hAnsiTheme="majorBidi" w:cstheme="majorBidi" w:hint="eastAsia"/>
+                                <w:sz w:val="20"/>
+                                <w:szCs w:val="20"/>
+                                <w:rtl/>
+                              </w:rPr>
+                              <w:t>ם</w:t>
+                            </w:r>
+                            <w:r>
+                              <w:rPr>
+                                <w:rFonts w:asciiTheme="majorBidi" w:hAnsiTheme="majorBidi" w:cstheme="majorBidi"/>
+                                <w:sz w:val="20"/>
+                                <w:szCs w:val="20"/>
+                                <w:rtl/>
+                              </w:rPr>
+                              <w:t xml:space="preserve"> + מסלול חלקיק בתוך הספקטרומטר</w:t>
                             </w:r>
                           </w:p>
                         </w:txbxContent>
@@ -1658,7 +1746,61 @@
                           <w:szCs w:val="20"/>
                           <w:rtl/>
                         </w:rPr>
-                        <w:t xml:space="preserve"> סקיצה תלת מימדית של ספקטרומטר מרובע בו פועלים שדות מגנטי וחשמלי + מסלול חלקיק בתוך הספקטרומטר</w:t>
+                        <w:t xml:space="preserve"> סקיצה תלת מימדית של ספקטרומטר מרובע בו פועלים שדות מגנטי</w:t>
+                      </w:r>
+                      <w:r>
+                        <w:rPr>
+                          <w:rFonts w:asciiTheme="majorBidi" w:hAnsiTheme="majorBidi" w:cstheme="majorBidi" w:hint="cs"/>
+                          <w:sz w:val="20"/>
+                          <w:szCs w:val="20"/>
+                          <w:rtl/>
+                        </w:rPr>
+                        <w:t>ם</w:t>
+                      </w:r>
+                      <w:r>
+                        <w:rPr>
+                          <w:rFonts w:asciiTheme="majorBidi" w:hAnsiTheme="majorBidi" w:cstheme="majorBidi"/>
+                          <w:sz w:val="20"/>
+                          <w:szCs w:val="20"/>
+                          <w:rtl/>
+                        </w:rPr>
+                        <w:t xml:space="preserve"> </w:t>
+                      </w:r>
+                      <w:r>
+                        <w:rPr>
+                          <w:rFonts w:asciiTheme="majorBidi" w:hAnsiTheme="majorBidi" w:cstheme="majorBidi" w:hint="cs"/>
+                          <w:sz w:val="20"/>
+                          <w:szCs w:val="20"/>
+                          <w:rtl/>
+                        </w:rPr>
+                        <w:t>וחשמלי</w:t>
+                      </w:r>
+                      <w:r>
+                        <w:rPr>
+                          <w:rFonts w:asciiTheme="majorBidi" w:hAnsiTheme="majorBidi" w:cstheme="majorBidi" w:hint="cs"/>
+                          <w:sz w:val="20"/>
+                          <w:szCs w:val="20"/>
+                          <w:rtl/>
+                        </w:rPr>
+                        <w:t>י</w:t>
+                      </w:r>
+                      <w:r>
+                        <w:rPr>
+                          <w:rFonts w:asciiTheme="majorBidi" w:hAnsiTheme="majorBidi" w:cstheme="majorBidi" w:hint="eastAsia"/>
+                          <w:sz w:val="20"/>
+                          <w:szCs w:val="20"/>
+                          <w:rtl/>
+                        </w:rPr>
+                        <w:t>ם</w:t>
+                      </w:r>
+                      <w:r>
+                        <w:rPr>
+                          <w:rFonts w:asciiTheme="majorBidi" w:hAnsiTheme="majorBidi" w:cstheme="majorBidi"/>
+                          <w:sz w:val="20"/>
+                          <w:szCs w:val="20"/>
+                          <w:rtl/>
+                        </w:rPr>
+                        <w:t xml:space="preserve"> + מסלול חלקיק בתוך הספקטרומטר</w:t>
                       </w:r>
                     </w:p>
                   </w:txbxContent>
@@ -1677,8 +1819,6 @@
         <w:spacing w:line="240" w:lineRule="auto"/>
         <w:rPr>
           <w:rFonts w:asciiTheme="majorBidi" w:eastAsia="Times New Roman" w:hAnsiTheme="majorBidi"/>
-          <w:sz w:val="22"/>
-          <w:szCs w:val="22"/>
           <w:rtl/>
         </w:rPr>
       </w:pPr>
@@ -1690,45 +1830,7 @@
           <w:rtl/>
         </w:rPr>
         <w:lastRenderedPageBreak/>
-        <w:br/>
-      </w:r>
-      <w:r>
-        <w:rPr>
-          <w:rFonts w:asciiTheme="majorBidi" w:eastAsia="Times New Roman" w:hAnsiTheme="majorBidi"/>
-          <w:sz w:val="22"/>
-          <w:szCs w:val="22"/>
-          <w:rtl/>
-        </w:rPr>
-        <w:br/>
-      </w:r>
-      <w:r>
-        <w:rPr>
-          <w:rFonts w:asciiTheme="majorBidi" w:eastAsia="Times New Roman" w:hAnsiTheme="majorBidi"/>
-          <w:sz w:val="22"/>
-          <w:szCs w:val="22"/>
-          <w:rtl/>
-        </w:rPr>
-        <w:br/>
-      </w:r>
-    </w:p>
-    <w:p>
-      <w:pPr>
-        <w:pStyle w:val="Heading1"/>
-        <w:bidi/>
-        <w:spacing w:line="240" w:lineRule="auto"/>
-        <w:rPr>
-          <w:rFonts w:asciiTheme="majorBidi" w:eastAsia="Times New Roman" w:hAnsiTheme="majorBidi"/>
-          <w:rtl/>
-        </w:rPr>
-      </w:pPr>
-      <w:r>
-        <w:rPr>
-          <w:rFonts w:asciiTheme="majorBidi" w:eastAsia="Times New Roman" w:hAnsiTheme="majorBidi"/>
-          <w:sz w:val="22"/>
-          <w:szCs w:val="22"/>
-          <w:rtl/>
-        </w:rPr>
-        <w:t>גישיות חישוביות בה</w:t>
+        <w:t>גישות חישוביות בה</w:t>
       </w:r>
       <w:r>
         <w:rPr>
@@ -2152,7 +2254,56 @@
                                   <w:szCs w:val="20"/>
                                   <w:rtl/>
                                 </w:rPr>
-                                <w:t xml:space="preserve"> הטלה דו מימדית של הספקטרומטר, </w:t>
+                                <w:t xml:space="preserve"> </w:t>
+                              </w:r>
+                              <w:r>
+                                <w:rPr>
+                                  <w:rFonts w:asciiTheme="majorBidi" w:hAnsiTheme="majorBidi" w:cstheme="majorBidi"/>
+                                  <w:sz w:val="20"/>
+                                  <w:szCs w:val="20"/>
+                                  <w:rtl/>
+                                </w:rPr>
+                                <w:t xml:space="preserve">הטלה דו </w:t>
+                              </w:r>
+                              <w:proofErr w:type="spellStart"/>
+                              <w:r>
+                                <w:rPr>
+                                  <w:rFonts w:asciiTheme="majorBidi" w:hAnsiTheme="majorBidi" w:cstheme="majorBidi"/>
+                                  <w:sz w:val="20"/>
+                                  <w:szCs w:val="20"/>
+                                  <w:rtl/>
+                                </w:rPr>
+                                <w:t>מימדית</w:t>
+                              </w:r>
+                              <w:proofErr w:type="spellEnd"/>
+                              <w:r>
+                                <w:rPr>
+                                  <w:rFonts w:asciiTheme="majorBidi" w:hAnsiTheme="majorBidi" w:cstheme="majorBidi"/>
+                                  <w:sz w:val="20"/>
+                                  <w:szCs w:val="20"/>
+                                  <w:rtl/>
+                                </w:rPr>
+                                <w:t xml:space="preserve"> של </w:t>
+                              </w:r>
+                              <w:proofErr w:type="spellStart"/>
+                              <w:r>
+                                <w:rPr>
+                                  <w:rFonts w:asciiTheme="majorBidi" w:hAnsiTheme="majorBidi" w:cstheme="majorBidi" w:hint="cs"/>
+                                  <w:sz w:val="20"/>
+                                  <w:szCs w:val="20"/>
+                                  <w:rtl/>
+                                </w:rPr>
+                                <w:t>הספקטרומטר</w:t>
+                              </w:r>
+                              <w:proofErr w:type="spellEnd"/>
+                              <w:r>
+                                <w:rPr>
+                                  <w:rFonts w:asciiTheme="majorBidi" w:hAnsiTheme="majorBidi" w:cstheme="majorBidi"/>
+                                  <w:sz w:val="20"/>
+                                  <w:szCs w:val="20"/>
+                                  <w:rtl/>
+                                </w:rPr>
+                                <w:t xml:space="preserve">, </w:t>
                               </w:r>
                               <m:oMath>
                                 <m:r>
@@ -2319,14 +2470,6 @@
                                   <w:rFonts w:asciiTheme="majorBidi" w:eastAsiaTheme="minorEastAsia" w:hAnsiTheme="majorBidi" w:cstheme="majorBidi"/>
                                   <w:sz w:val="20"/>
                                   <w:szCs w:val="20"/>
-                                </w:rPr>
-                                <w:t>x</w:t>
-                              </w:r>
-                              <w:r>
-                                <w:rPr>
-                                  <w:rFonts w:asciiTheme="majorBidi" w:eastAsiaTheme="minorEastAsia" w:hAnsiTheme="majorBidi" w:cstheme="majorBidi"/>
-                                  <w:sz w:val="20"/>
-                                  <w:szCs w:val="20"/>
                                   <w:rtl/>
                                 </w:rPr>
                                 <w:t xml:space="preserve"> היא נקודת היציאה בעבור </w:t>
@@ -2472,7 +2615,56 @@
                             <w:szCs w:val="20"/>
                             <w:rtl/>
                           </w:rPr>
-                          <w:t xml:space="preserve"> הטלה דו מימדית של הספקטרומטר, </w:t>
+                          <w:t xml:space="preserve"> </w:t>
+                        </w:r>
+                        <w:r>
+                          <w:rPr>
+                            <w:rFonts w:asciiTheme="majorBidi" w:hAnsiTheme="majorBidi" w:cstheme="majorBidi"/>
+                            <w:sz w:val="20"/>
+                            <w:szCs w:val="20"/>
+                            <w:rtl/>
+                          </w:rPr>
+                          <w:t xml:space="preserve">הטלה דו </w:t>
+                        </w:r>
+                        <w:proofErr w:type="spellStart"/>
+                        <w:r>
+                          <w:rPr>
+                            <w:rFonts w:asciiTheme="majorBidi" w:hAnsiTheme="majorBidi" w:cstheme="majorBidi"/>
+                            <w:sz w:val="20"/>
+                            <w:szCs w:val="20"/>
+                            <w:rtl/>
+                          </w:rPr>
+                          <w:t>מימדית</w:t>
+                        </w:r>
+                        <w:proofErr w:type="spellEnd"/>
+                        <w:r>
+                          <w:rPr>
+                            <w:rFonts w:asciiTheme="majorBidi" w:hAnsiTheme="majorBidi" w:cstheme="majorBidi"/>
+                            <w:sz w:val="20"/>
+                            <w:szCs w:val="20"/>
+                            <w:rtl/>
+                          </w:rPr>
+                          <w:t xml:space="preserve"> של </w:t>
+                        </w:r>
+                        <w:proofErr w:type="spellStart"/>
+                        <w:r>
+                          <w:rPr>
+                            <w:rFonts w:asciiTheme="majorBidi" w:hAnsiTheme="majorBidi" w:cstheme="majorBidi" w:hint="cs"/>
+                            <w:sz w:val="20"/>
+                            <w:szCs w:val="20"/>
+                            <w:rtl/>
+                          </w:rPr>
+                          <w:t>הספקטרומטר</w:t>
+                        </w:r>
+                        <w:proofErr w:type="spellEnd"/>
+                        <w:r>
+                          <w:rPr>
+                            <w:rFonts w:asciiTheme="majorBidi" w:hAnsiTheme="majorBidi" w:cstheme="majorBidi"/>
+                            <w:sz w:val="20"/>
+                            <w:szCs w:val="20"/>
+                            <w:rtl/>
+                          </w:rPr>
+                          <w:t xml:space="preserve">, </w:t>
                         </w:r>
                         <m:oMath>
                           <m:r>
@@ -2634,14 +2826,6 @@
                             </m:sub>
                           </m:sSub>
                         </m:oMath>
-                        <w:r>
-                          <w:rPr>
-                            <w:rFonts w:asciiTheme="majorBidi" w:eastAsiaTheme="minorEastAsia" w:hAnsiTheme="majorBidi" w:cstheme="majorBidi"/>
-                            <w:sz w:val="20"/>
-                            <w:szCs w:val="20"/>
-                          </w:rPr>
-                          <w:t>x</w:t>
-                        </w:r>
                         <w:r>
                           <w:rPr>
                             <w:rFonts w:asciiTheme="majorBidi" w:eastAsiaTheme="minorEastAsia" w:hAnsiTheme="majorBidi" w:cstheme="majorBidi"/>
@@ -3817,14 +4001,28 @@
           <w:rFonts w:asciiTheme="majorBidi" w:hAnsiTheme="majorBidi" w:cstheme="majorBidi"/>
           <w:rtl/>
         </w:rPr>
-        <w:t>יתרונות: חישוב מהיר</w:t>
-      </w:r>
-      <w:r>
-        <w:rPr>
-          <w:rFonts w:asciiTheme="majorBidi" w:hAnsiTheme="majorBidi" w:cstheme="majorBidi"/>
-          <w:rtl/>
-        </w:rPr>
-        <w:t xml:space="preserve"> שדות מהיר</w:t>
+        <w:t xml:space="preserve">יתרונות: </w:t>
+      </w:r>
+      <w:r>
+        <w:rPr>
+          <w:rFonts w:asciiTheme="majorBidi" w:hAnsiTheme="majorBidi" w:cstheme="majorBidi" w:hint="cs"/>
+          <w:rtl/>
+        </w:rPr>
+        <w:t>חי</w:t>
+      </w:r>
+      <w:r>
+        <w:rPr>
+          <w:rFonts w:asciiTheme="majorBidi" w:hAnsiTheme="majorBidi" w:cstheme="majorBidi"/>
+          <w:rtl/>
+        </w:rPr>
+        <w:t xml:space="preserve">שוב </w:t>
+      </w:r>
+      <w:r>
+        <w:rPr>
+          <w:rFonts w:asciiTheme="majorBidi" w:hAnsiTheme="majorBidi" w:cstheme="majorBidi" w:hint="cs"/>
+          <w:rtl/>
+        </w:rPr>
+        <w:t>מהיר של השדות</w:t>
       </w:r>
       <w:r>
         <w:rPr>
@@ -3832,6 +4030,13 @@
           <w:rtl/>
         </w:rPr>
         <w:t>, ניתן לכיול</w:t>
+      </w:r>
+      <w:r>
+        <w:rPr>
+          <w:rFonts w:asciiTheme="majorBidi" w:hAnsiTheme="majorBidi" w:cstheme="majorBidi" w:hint="cs"/>
+          <w:rtl/>
+        </w:rPr>
+        <w:t xml:space="preserve"> לכל סט דיפולים "בהתאמה אישית".</w:t>
       </w:r>
       <w:r>
         <w:rPr>
@@ -3904,12 +4109,44 @@
           <w:rFonts w:asciiTheme="majorBidi" w:hAnsiTheme="majorBidi" w:cstheme="majorBidi"/>
           <w:rtl/>
         </w:rPr>
-        <w:t xml:space="preserve">כאשר נדרשים למדל שדות עם שדות זליגה, ניתן להשתמש בפונקצית </w:t>
+        <w:t xml:space="preserve">כאשר נדרשים </w:t>
       </w:r>
       <w:proofErr w:type="spellStart"/>
       <w:r>
         <w:rPr>
           <w:rFonts w:asciiTheme="majorBidi" w:hAnsiTheme="majorBidi" w:cstheme="majorBidi"/>
+          <w:rtl/>
+        </w:rPr>
+        <w:t>למדל</w:t>
+      </w:r>
+      <w:proofErr w:type="spellEnd"/>
+      <w:r>
+        <w:rPr>
+          <w:rFonts w:asciiTheme="majorBidi" w:hAnsiTheme="majorBidi" w:cstheme="majorBidi"/>
+          <w:rtl/>
+        </w:rPr>
+        <w:t xml:space="preserve"> שדות עם שדות זליגה, ניתן להשתמש </w:t>
+      </w:r>
+      <w:proofErr w:type="spellStart"/>
+      <w:r>
+        <w:rPr>
+          <w:rFonts w:asciiTheme="majorBidi" w:hAnsiTheme="majorBidi" w:cstheme="majorBidi"/>
+          <w:rtl/>
+        </w:rPr>
+        <w:t>בפונקצית</w:t>
+      </w:r>
+      <w:proofErr w:type="spellEnd"/>
+      <w:r>
+        <w:rPr>
+          <w:rFonts w:asciiTheme="majorBidi" w:hAnsiTheme="majorBidi" w:cstheme="majorBidi"/>
+          <w:rtl/>
+        </w:rPr>
+        <w:t xml:space="preserve"> </w:t>
+      </w:r>
+      <w:proofErr w:type="spellStart"/>
+      <w:r>
+        <w:rPr>
+          <w:rFonts w:asciiTheme="majorBidi" w:hAnsiTheme="majorBidi" w:cstheme="majorBidi"/>
         </w:rPr>
         <w:t>enge</w:t>
       </w:r>
@@ -3919,7 +4156,23 @@
           <w:rFonts w:asciiTheme="majorBidi" w:hAnsiTheme="majorBidi" w:cstheme="majorBidi"/>
           <w:rtl/>
         </w:rPr>
-        <w:t>, פונקציה זו ממדלת מעבר רציף אל תוך הספקטרומטר ומתכנס לערכו של השדה המגנטי הקבוע בתוך הספקטרומטר</w:t>
+        <w:t xml:space="preserve">, פונקציה זו </w:t>
+      </w:r>
+      <w:proofErr w:type="spellStart"/>
+      <w:r>
+        <w:rPr>
+          <w:rFonts w:asciiTheme="majorBidi" w:hAnsiTheme="majorBidi" w:cstheme="majorBidi"/>
+          <w:rtl/>
+        </w:rPr>
+        <w:t>ממדלת</w:t>
+      </w:r>
+      <w:proofErr w:type="spellEnd"/>
+      <w:r>
+        <w:rPr>
+          <w:rFonts w:asciiTheme="majorBidi" w:hAnsiTheme="majorBidi" w:cstheme="majorBidi"/>
+          <w:rtl/>
+        </w:rPr>
+        <w:t xml:space="preserve"> מעבר רציף אל תוך הספקטרומטר ומתכנס לערכו של השדה המגנטי הקבוע בתוך הספקטרומטר</w:t>
       </w:r>
       <w:r>
         <w:rPr>
@@ -3966,7 +4219,6 @@
             <w:rPr>
               <w:rFonts w:ascii="Cambria Math" w:hAnsi="Cambria Math" w:cstheme="majorBidi"/>
             </w:rPr>
-            <w:lastRenderedPageBreak/>
             <m:t>B</m:t>
           </m:r>
           <m:d>
@@ -4488,6 +4740,7 @@
           <w:i/>
           <w:rtl/>
         </w:rPr>
+        <w:lastRenderedPageBreak/>
         <w:t xml:space="preserve">כאשר </w:t>
       </w:r>
       <m:oMath>
@@ -4948,14 +5201,23 @@
           <w:i/>
           <w:rtl/>
         </w:rPr>
-        <w:t>חסרונות: חישובים כבדים מאוד, דורשים אינטרפול</w:t>
-      </w:r>
+        <w:t xml:space="preserve">חסרונות: חישובים כבדים מאוד, דורשים </w:t>
+      </w:r>
+      <w:proofErr w:type="spellStart"/>
       <w:r>
         <w:rPr>
           <w:rFonts w:asciiTheme="majorBidi" w:eastAsiaTheme="minorEastAsia" w:hAnsiTheme="majorBidi" w:cstheme="majorBidi"/>
           <w:i/>
           <w:rtl/>
         </w:rPr>
+        <w:t>אינטרפול</w:t>
+      </w:r>
+      <w:r>
+        <w:rPr>
+          <w:rFonts w:asciiTheme="majorBidi" w:eastAsiaTheme="minorEastAsia" w:hAnsiTheme="majorBidi" w:cstheme="majorBidi"/>
+          <w:i/>
+          <w:rtl/>
+        </w:rPr>
         <w:t>צ</w:t>
       </w:r>
       <w:r>
@@ -4964,15 +5226,58 @@
           <w:i/>
           <w:rtl/>
         </w:rPr>
-        <w:t>יות וחשוף לשגיאות נומריות חישוביות</w:t>
-      </w:r>
-      <w:r>
-        <w:rPr>
-          <w:rFonts w:asciiTheme="majorBidi" w:eastAsiaTheme="minorEastAsia" w:hAnsiTheme="majorBidi" w:cstheme="majorBidi"/>
+        <w:t>יות</w:t>
+      </w:r>
+      <w:proofErr w:type="spellEnd"/>
+      <w:r>
+        <w:rPr>
+          <w:rFonts w:asciiTheme="majorBidi" w:eastAsiaTheme="minorEastAsia" w:hAnsiTheme="majorBidi" w:cstheme="majorBidi" w:hint="cs"/>
           <w:i/>
           <w:rtl/>
         </w:rPr>
-        <w:t xml:space="preserve"> הן של האינגרטור והן של הגריד. </w:t>
+        <w:t>, חשיפה</w:t>
+      </w:r>
+      <w:r>
+        <w:rPr>
+          <w:rFonts w:asciiTheme="majorBidi" w:eastAsiaTheme="minorEastAsia" w:hAnsiTheme="majorBidi" w:cstheme="majorBidi"/>
+          <w:i/>
+          <w:rtl/>
+        </w:rPr>
+        <w:t xml:space="preserve"> לשגיאות נומריות חישוביות</w:t>
+      </w:r>
+      <w:r>
+        <w:rPr>
+          <w:rFonts w:asciiTheme="majorBidi" w:eastAsiaTheme="minorEastAsia" w:hAnsiTheme="majorBidi" w:cstheme="majorBidi"/>
+          <w:i/>
+          <w:rtl/>
+        </w:rPr>
+        <w:t xml:space="preserve"> של הגריד</w:t>
+      </w:r>
+      <w:r>
+        <w:rPr>
+          <w:rFonts w:asciiTheme="majorBidi" w:eastAsiaTheme="minorEastAsia" w:hAnsiTheme="majorBidi" w:cstheme="majorBidi" w:hint="cs"/>
+          <w:i/>
+          <w:rtl/>
+        </w:rPr>
+        <w:t xml:space="preserve"> בנוסף </w:t>
+      </w:r>
+      <w:proofErr w:type="spellStart"/>
+      <w:r>
+        <w:rPr>
+          <w:rFonts w:asciiTheme="majorBidi" w:eastAsiaTheme="minorEastAsia" w:hAnsiTheme="majorBidi" w:cstheme="majorBidi" w:hint="cs"/>
+          <w:i/>
+          <w:rtl/>
+        </w:rPr>
+        <w:t>לאינטגרטור</w:t>
+      </w:r>
+      <w:proofErr w:type="spellEnd"/>
+      <w:r>
+        <w:rPr>
+          <w:rFonts w:asciiTheme="majorBidi" w:eastAsiaTheme="minorEastAsia" w:hAnsiTheme="majorBidi" w:cstheme="majorBidi"/>
+          <w:i/>
+          <w:rtl/>
+        </w:rPr>
+        <w:t xml:space="preserve">. </w:t>
       </w:r>
     </w:p>
     <w:p>
@@ -4993,13 +5298,23 @@
         </w:rPr>
         <w:t xml:space="preserve">זו </w:t>
       </w:r>
+      <w:proofErr w:type="spellStart"/>
       <w:r>
         <w:rPr>
           <w:rFonts w:asciiTheme="majorBidi" w:eastAsiaTheme="minorEastAsia" w:hAnsiTheme="majorBidi" w:cstheme="majorBidi"/>
           <w:i/>
           <w:rtl/>
         </w:rPr>
-        <w:t xml:space="preserve">המטודולוגיה הרווחת בסימולטורים כבדים כדוגמת </w:t>
+        <w:t>המטודולוגיה</w:t>
+      </w:r>
+      <w:proofErr w:type="spellEnd"/>
+      <w:r>
+        <w:rPr>
+          <w:rFonts w:asciiTheme="majorBidi" w:eastAsiaTheme="minorEastAsia" w:hAnsiTheme="majorBidi" w:cstheme="majorBidi"/>
+          <w:i/>
+          <w:rtl/>
+        </w:rPr>
+        <w:t xml:space="preserve"> הרווחת בסימולטורים כבדים כדוגמת </w:t>
       </w:r>
       <w:proofErr w:type="spellStart"/>
       <w:r>
@@ -5211,7 +5526,6 @@
           <m:t xml:space="preserve"> ψ = 0</m:t>
         </m:r>
       </m:oMath>
-      <w:proofErr w:type="gramStart"/>
       <w:r>
         <w:rPr>
           <w:rFonts w:asciiTheme="majorBidi" w:eastAsiaTheme="minorEastAsia" w:hAnsiTheme="majorBidi" w:cstheme="majorBidi"/>
@@ -5219,7 +5533,6 @@
         </w:rPr>
         <w:t xml:space="preserve">, </w:t>
       </w:r>
-      <w:proofErr w:type="gramEnd"/>
       <m:oMath>
         <m:sSup>
           <m:sSupPr>
@@ -5797,9 +6110,8 @@
           <w:szCs w:val="22"/>
           <w:rtl/>
         </w:rPr>
-        <w:t xml:space="preserve"> המספק דיוק עד סדר </w:t>
-      </w:r>
-      <w:proofErr w:type="gramStart"/>
+        <w:t xml:space="preserve"> המספק דיוק עד סדר רביעי</w:t>
+      </w:r>
       <w:r>
         <w:rPr>
           <w:rFonts w:asciiTheme="majorBidi" w:hAnsiTheme="majorBidi" w:cstheme="majorBidi"/>
@@ -5807,18 +6119,8 @@
           <w:szCs w:val="22"/>
           <w:rtl/>
         </w:rPr>
-        <w:t>רביעי</w:t>
-      </w:r>
-      <w:r>
-        <w:rPr>
-          <w:rFonts w:asciiTheme="majorBidi" w:hAnsiTheme="majorBidi" w:cstheme="majorBidi"/>
-          <w:sz w:val="22"/>
-          <w:szCs w:val="22"/>
-          <w:rtl/>
-        </w:rPr>
         <w:t xml:space="preserve"> </w:t>
       </w:r>
-      <w:proofErr w:type="gramEnd"/>
       <m:oMath>
         <m:r>
           <m:rPr>
@@ -5959,14 +6261,45 @@
         </w:rPr>
         <w:t xml:space="preserve"> </w:t>
       </w:r>
-      <w:r>
-        <w:rPr>
-          <w:rFonts w:asciiTheme="majorBidi" w:hAnsiTheme="majorBidi" w:cstheme="majorBidi"/>
+      <w:proofErr w:type="spellStart"/>
+      <w:r>
+        <w:rPr>
+          <w:rFonts w:asciiTheme="majorBidi" w:hAnsiTheme="majorBidi" w:cstheme="majorBidi" w:hint="cs"/>
           <w:sz w:val="22"/>
           <w:szCs w:val="22"/>
           <w:rtl/>
         </w:rPr>
-        <w:t xml:space="preserve">ינטגרטור סימפלקטי המהווה את הסטנדרט בסימולציות </w:t>
+        <w:t>אינטגרטור</w:t>
+      </w:r>
+      <w:proofErr w:type="spellEnd"/>
+      <w:r>
+        <w:rPr>
+          <w:rFonts w:asciiTheme="majorBidi" w:hAnsiTheme="majorBidi" w:cstheme="majorBidi"/>
+          <w:sz w:val="22"/>
+          <w:szCs w:val="22"/>
+          <w:rtl/>
+        </w:rPr>
+        <w:t xml:space="preserve"> </w:t>
+      </w:r>
+      <w:proofErr w:type="spellStart"/>
+      <w:r>
+        <w:rPr>
+          <w:rFonts w:asciiTheme="majorBidi" w:hAnsiTheme="majorBidi" w:cstheme="majorBidi"/>
+          <w:sz w:val="22"/>
+          <w:szCs w:val="22"/>
+          <w:rtl/>
+        </w:rPr>
+        <w:t>סימפלקטי</w:t>
+      </w:r>
+      <w:proofErr w:type="spellEnd"/>
+      <w:r>
+        <w:rPr>
+          <w:rFonts w:asciiTheme="majorBidi" w:hAnsiTheme="majorBidi" w:cstheme="majorBidi"/>
+          <w:sz w:val="22"/>
+          <w:szCs w:val="22"/>
+          <w:rtl/>
+        </w:rPr>
+        <w:t xml:space="preserve"> המהווה את הסטנדרט בסימולציות </w:t>
       </w:r>
       <w:r>
         <w:rPr>
@@ -6194,19 +6527,7 @@
                 <w:sz w:val="22"/>
                 <w:szCs w:val="22"/>
               </w:rPr>
-              <m:t>~</m:t>
-            </m:r>
-            <m:r>
-              <m:rPr>
-                <m:sty m:val="p"/>
-              </m:rPr>
-              <w:rPr>
-                <w:rStyle w:val="math-inline"/>
-                <w:rFonts w:ascii="Cambria Math" w:hAnsi="Cambria Math" w:cstheme="majorBidi"/>
-                <w:sz w:val="22"/>
-                <w:szCs w:val="22"/>
-              </w:rPr>
-              <m:t xml:space="preserve">Δ </m:t>
+              <m:t xml:space="preserve">~Δ </m:t>
             </m:r>
             <m:sSup>
               <m:sSupPr>
@@ -6303,14 +6624,7 @@
           <w:rFonts w:asciiTheme="majorBidi" w:hAnsiTheme="majorBidi" w:cstheme="majorBidi"/>
           <w:rtl/>
         </w:rPr>
-        <w:t xml:space="preserve"> </w:t>
-      </w:r>
-      <w:r>
-        <w:rPr>
-          <w:rFonts w:asciiTheme="majorBidi" w:hAnsiTheme="majorBidi" w:cstheme="majorBidi"/>
-          <w:rtl/>
-        </w:rPr>
-        <w:t>כדי לחלץ את ערך השדה הרציף מתוך הגריד הנומרי, בחנו אינטרפולציה בי-לינארית</w:t>
+        <w:t xml:space="preserve"> כדי לחלץ את ערך השדה הרציף מתוך הגריד הנומרי, בחנו אינטרפולציה בי-לינארית</w:t>
       </w:r>
       <w:r>
         <w:rPr>
@@ -6336,14 +6650,7 @@
           <w:rFonts w:asciiTheme="majorBidi" w:hAnsiTheme="majorBidi" w:cstheme="majorBidi"/>
           <w:rtl/>
         </w:rPr>
-        <w:t xml:space="preserve"> </w:t>
-      </w:r>
-      <w:r>
-        <w:rPr>
-          <w:rFonts w:asciiTheme="majorBidi" w:hAnsiTheme="majorBidi" w:cstheme="majorBidi"/>
-          <w:rtl/>
-        </w:rPr>
-        <w:t>אשר נדרשת כדי למנוע רעשים נומריים ולאפשר ל</w:t>
+        <w:t xml:space="preserve"> אשר נדרשת כדי למנוע רעשים נומריים ולאפשר ל</w:t>
       </w:r>
       <w:r>
         <w:rPr>
@@ -6487,11 +6794,27 @@
           <w:rFonts w:asciiTheme="majorBidi" w:eastAsiaTheme="minorEastAsia" w:hAnsiTheme="majorBidi" w:cstheme="majorBidi"/>
           <w:rtl/>
         </w:rPr>
-        <w:t xml:space="preserve"> יישמתי ינטרפולציית </w:t>
+        <w:t xml:space="preserve"> יישמתי </w:t>
       </w:r>
       <w:proofErr w:type="spellStart"/>
       <w:r>
         <w:rPr>
+          <w:rFonts w:asciiTheme="majorBidi" w:eastAsiaTheme="minorEastAsia" w:hAnsiTheme="majorBidi" w:cstheme="majorBidi" w:hint="cs"/>
+          <w:rtl/>
+        </w:rPr>
+        <w:t>אינטרפולציית</w:t>
+      </w:r>
+      <w:proofErr w:type="spellEnd"/>
+      <w:r>
+        <w:rPr>
+          <w:rFonts w:asciiTheme="majorBidi" w:eastAsiaTheme="minorEastAsia" w:hAnsiTheme="majorBidi" w:cstheme="majorBidi"/>
+          <w:rtl/>
+        </w:rPr>
+        <w:t xml:space="preserve"> </w:t>
+      </w:r>
+      <w:proofErr w:type="spellStart"/>
+      <w:r>
+        <w:rPr>
           <w:rFonts w:asciiTheme="majorBidi" w:eastAsiaTheme="minorEastAsia" w:hAnsiTheme="majorBidi" w:cstheme="majorBidi"/>
         </w:rPr>
         <w:t>Hermite</w:t>
@@ -6515,15 +6838,7 @@
           <w:rFonts w:asciiTheme="majorBidi" w:eastAsiaTheme="minorEastAsia" w:hAnsiTheme="majorBidi" w:cstheme="majorBidi"/>
           <w:rtl/>
         </w:rPr>
-        <w:t xml:space="preserve">שיטה זו משתמשת הן במיקום והן במהירות בתחילת ובסוף </w:t>
-      </w:r>
-      <w:r>
-        <w:rPr>
-          <w:rFonts w:asciiTheme="majorBidi" w:eastAsiaTheme="minorEastAsia" w:hAnsiTheme="majorBidi" w:cstheme="majorBidi"/>
-          <w:rtl/>
-        </w:rPr>
-        <w:lastRenderedPageBreak/>
-        <w:t xml:space="preserve">הצעד האחרון לבניית פולינום </w:t>
+        <w:t xml:space="preserve">שיטה זו משתמשת הן במיקום והן במהירות בתחילת ובסוף הצעד האחרון לבניית פולינום </w:t>
       </w:r>
       <w:r>
         <w:rPr>
@@ -6635,6 +6950,7 @@
           <w:szCs w:val="22"/>
           <w:rtl/>
         </w:rPr>
+        <w:lastRenderedPageBreak/>
         <w:t>חישוב מקבילי:</w:t>
       </w:r>
     </w:p>
@@ -6651,7 +6967,44 @@
           <w:rFonts w:asciiTheme="majorBidi" w:eastAsiaTheme="minorEastAsia" w:hAnsiTheme="majorBidi" w:cstheme="majorBidi"/>
           <w:rtl/>
         </w:rPr>
-        <w:t>בכדי לייעל את משך החישובים, הפונקציות בנויות כך, שכל חלקיק מקבל סט אנרגיות שהן רצות במקביל במהלך הפתרון.</w:t>
+        <w:t>בכדי לייעל את משך החישובים, הפונקציות בנויות כך,</w:t>
+      </w:r>
+      <w:r>
+        <w:rPr>
+          <w:rFonts w:asciiTheme="majorBidi" w:eastAsiaTheme="minorEastAsia" w:hAnsiTheme="majorBidi" w:cstheme="majorBidi" w:hint="cs"/>
+          <w:rtl/>
+        </w:rPr>
+        <w:t xml:space="preserve"> שכל חלקיק מקבל סט אנרגיות וזוויות המייצגות מקבץ חלקיקים מאותו סוג </w:t>
+      </w:r>
+      <w:r>
+        <w:rPr>
+          <w:rFonts w:asciiTheme="majorBidi" w:eastAsiaTheme="minorEastAsia" w:hAnsiTheme="majorBidi" w:cstheme="majorBidi"/>
+          <w:rtl/>
+        </w:rPr>
+        <w:t>–</w:t>
+      </w:r>
+      <w:r>
+        <w:rPr>
+          <w:rFonts w:asciiTheme="majorBidi" w:eastAsiaTheme="minorEastAsia" w:hAnsiTheme="majorBidi" w:cstheme="majorBidi" w:hint="cs"/>
+          <w:rtl/>
+        </w:rPr>
+        <w:t xml:space="preserve"> וכך ניתן </w:t>
+      </w:r>
+      <w:proofErr w:type="spellStart"/>
+      <w:r>
+        <w:rPr>
+          <w:rFonts w:asciiTheme="majorBidi" w:eastAsiaTheme="minorEastAsia" w:hAnsiTheme="majorBidi" w:cstheme="majorBidi" w:hint="cs"/>
+          <w:rtl/>
+        </w:rPr>
+        <w:t>לסמלץ</w:t>
+      </w:r>
+      <w:proofErr w:type="spellEnd"/>
+      <w:r>
+        <w:rPr>
+          <w:rFonts w:asciiTheme="majorBidi" w:eastAsiaTheme="minorEastAsia" w:hAnsiTheme="majorBidi" w:cstheme="majorBidi" w:hint="cs"/>
+          <w:rtl/>
+        </w:rPr>
+        <w:t xml:space="preserve"> את המסלולים של האלקטרונים במקביל, על פי מספר הליבות הפנויות.</w:t>
       </w:r>
     </w:p>
     <w:p>
@@ -6679,7 +7032,7 @@
       <w:pPr>
         <w:bidi/>
         <w:rPr>
-          <w:rFonts w:asciiTheme="majorBidi" w:hAnsiTheme="majorBidi" w:cstheme="majorBidi" w:hint="cs"/>
+          <w:rFonts w:asciiTheme="majorBidi" w:hAnsiTheme="majorBidi" w:cstheme="majorBidi"/>
           <w:rtl/>
         </w:rPr>
       </w:pPr>
@@ -6733,7 +7086,23 @@
           <w:rFonts w:asciiTheme="majorBidi" w:hAnsiTheme="majorBidi" w:cstheme="majorBidi"/>
           <w:rtl/>
         </w:rPr>
-        <w:t xml:space="preserve">אתחיל עם תוצאות מהביטוי האנליטי המלא, אמשיך משם לעבודה עם האינגרלים הנומריים של פונקציית </w:t>
+        <w:t xml:space="preserve">אתחיל עם תוצאות מהביטוי האנליטי המלא, אמשיך משם לעבודה עם </w:t>
+      </w:r>
+      <w:proofErr w:type="spellStart"/>
+      <w:r>
+        <w:rPr>
+          <w:rFonts w:asciiTheme="majorBidi" w:hAnsiTheme="majorBidi" w:cstheme="majorBidi"/>
+          <w:rtl/>
+        </w:rPr>
+        <w:t>האינגרלים</w:t>
+      </w:r>
+      <w:proofErr w:type="spellEnd"/>
+      <w:r>
+        <w:rPr>
+          <w:rFonts w:asciiTheme="majorBidi" w:hAnsiTheme="majorBidi" w:cstheme="majorBidi"/>
+          <w:rtl/>
+        </w:rPr>
+        <w:t xml:space="preserve"> הנומריים של פונקציית </w:t>
       </w:r>
       <w:proofErr w:type="spellStart"/>
       <w:r>
@@ -7488,25 +7857,7 @@
           <w:rPr>
             <w:rFonts w:ascii="Cambria Math" w:eastAsiaTheme="minorEastAsia" w:hAnsi="Cambria Math" w:cstheme="majorBidi"/>
           </w:rPr>
-          <m:t>=0.5</m:t>
-        </m:r>
-        <m:r>
-          <m:rPr>
-            <m:sty m:val="p"/>
-          </m:rPr>
-          <w:rPr>
-            <w:rFonts w:ascii="Cambria Math" w:eastAsiaTheme="minorEastAsia" w:hAnsi="Cambria Math" w:cstheme="majorBidi"/>
-          </w:rPr>
-          <m:t xml:space="preserve"> </m:t>
-        </m:r>
-        <m:r>
-          <m:rPr>
-            <m:sty m:val="p"/>
-          </m:rPr>
-          <w:rPr>
-            <w:rFonts w:ascii="Cambria Math" w:eastAsiaTheme="minorEastAsia" w:hAnsi="Cambria Math" w:cstheme="majorBidi"/>
-          </w:rPr>
-          <m:t>T</m:t>
+          <m:t>=0.5 T</m:t>
         </m:r>
       </m:oMath>
       <w:r>
@@ -8702,28 +9053,7 @@
           <w:rFonts w:asciiTheme="majorBidi" w:eastAsiaTheme="minorEastAsia" w:hAnsiTheme="majorBidi" w:cstheme="majorBidi"/>
           <w:rtl/>
         </w:rPr>
-        <w:t>]</w:t>
-      </w:r>
-      <w:r>
-        <w:rPr>
-          <w:rFonts w:asciiTheme="majorBidi" w:eastAsiaTheme="minorEastAsia" w:hAnsiTheme="majorBidi" w:cstheme="majorBidi"/>
-          <w:rtl/>
-        </w:rPr>
-        <w:t xml:space="preserve">  - </w:t>
-      </w:r>
-      <w:r>
-        <w:rPr>
-          <w:rFonts w:asciiTheme="majorBidi" w:eastAsiaTheme="minorEastAsia" w:hAnsiTheme="majorBidi" w:cstheme="majorBidi"/>
-          <w:rtl/>
-        </w:rPr>
-        <w:t>שם מניחים איפה הצעד אמור להיות אחרי חצי צעד ושם שואבים את כל השדות</w:t>
-      </w:r>
-      <w:r>
-        <w:rPr>
-          <w:rFonts w:asciiTheme="majorBidi" w:eastAsiaTheme="minorEastAsia" w:hAnsiTheme="majorBidi" w:cstheme="majorBidi"/>
-          <w:rtl/>
-        </w:rPr>
-        <w:t xml:space="preserve"> - ניתן לראות שסדר ההתכנסות חזר להיות 2 כפי שציפינו. </w:t>
+        <w:t xml:space="preserve">]  - שם מניחים איפה הצעד אמור להיות אחרי חצי צעד ושם שואבים את כל השדות - ניתן לראות שסדר ההתכנסות חזר להיות 2 כפי שציפינו. </w:t>
       </w:r>
       <w:r>
         <w:rPr>
@@ -8825,7 +9155,23 @@
           <w:u w:val="single"/>
           <w:rtl/>
         </w:rPr>
-        <w:t>מדידת שימור אנגריה:</w:t>
+        <w:t>מדידת שימור אנ</w:t>
+      </w:r>
+      <w:r>
+        <w:rPr>
+          <w:rFonts w:asciiTheme="majorBidi" w:eastAsiaTheme="minorEastAsia" w:hAnsiTheme="majorBidi" w:cstheme="majorBidi" w:hint="cs"/>
+          <w:u w:val="single"/>
+          <w:rtl/>
+        </w:rPr>
+        <w:t>רג</w:t>
+      </w:r>
+      <w:r>
+        <w:rPr>
+          <w:rFonts w:asciiTheme="majorBidi" w:eastAsiaTheme="minorEastAsia" w:hAnsiTheme="majorBidi" w:cstheme="majorBidi"/>
+          <w:u w:val="single"/>
+          <w:rtl/>
+        </w:rPr>
+        <w:t>יה:</w:t>
       </w:r>
     </w:p>
     <w:p>
@@ -8910,7 +9256,16 @@
           <w:rFonts w:asciiTheme="majorBidi" w:eastAsiaTheme="minorEastAsia" w:hAnsiTheme="majorBidi" w:cstheme="majorBidi"/>
           <w:rtl/>
         </w:rPr>
-        <w:t xml:space="preserve">בחלק זה אני בוחן את חוסר שימור האנרגיה של האינטגרטורים כפונקציה של גודל הצעד והאנרגיה של החלקיקים שעורים בה. </w:t>
+        <w:t xml:space="preserve">בחלק </w:t>
+      </w:r>
+      <w:bookmarkStart w:id="0" w:name="_GoBack"/>
+      <w:bookmarkEnd w:id="0"/>
+      <w:r>
+        <w:rPr>
+          <w:rFonts w:asciiTheme="majorBidi" w:eastAsiaTheme="minorEastAsia" w:hAnsiTheme="majorBidi" w:cstheme="majorBidi"/>
+          <w:rtl/>
+        </w:rPr>
+        <w:t xml:space="preserve">זה אני בוחן את חוסר שימור האנרגיה של האינטגרטורים כפונקציה של גודל הצעד והאנרגיה של החלקיקים שעורים בה. </w:t>
       </w:r>
       <w:r>
         <w:rPr>
@@ -10571,20 +10926,8 @@
                                 <w:sz w:val="16"/>
                                 <w:szCs w:val="16"/>
                               </w:rPr>
-                              <w:t>DLA (Gamma</w:t>
+                              <w:t>DLA (Gamma)</w:t>
                             </w:r>
-                            <w:proofErr w:type="gramStart"/>
-                            <w:r>
-                              <w:rPr>
-                                <w:rFonts w:asciiTheme="majorBidi" w:hAnsiTheme="majorBidi" w:cstheme="majorBidi"/>
-                                <w:b/>
-                                <w:bCs/>
-                                <w:sz w:val="16"/>
-                                <w:szCs w:val="16"/>
-                              </w:rPr>
-                              <w:t>)</w:t>
-                            </w:r>
-                            <w:proofErr w:type="gramEnd"/>
                             <w:r>
                               <w:rPr>
                                 <w:rFonts w:asciiTheme="majorBidi" w:hAnsiTheme="majorBidi" w:cstheme="majorBidi"/>
@@ -10723,20 +11066,8 @@
                           <w:sz w:val="16"/>
                           <w:szCs w:val="16"/>
                         </w:rPr>
-                        <w:t>DLA (Gamma</w:t>
+                        <w:t>DLA (Gamma)</w:t>
                       </w:r>
-                      <w:proofErr w:type="gramStart"/>
-                      <w:r>
-                        <w:rPr>
-                          <w:rFonts w:asciiTheme="majorBidi" w:hAnsiTheme="majorBidi" w:cstheme="majorBidi"/>
-                          <w:b/>
-                          <w:bCs/>
-                          <w:sz w:val="16"/>
-                          <w:szCs w:val="16"/>
-                        </w:rPr>
-                        <w:t>)</w:t>
-                      </w:r>
-                      <w:proofErr w:type="gramEnd"/>
                       <w:r>
                         <w:rPr>
                           <w:rFonts w:asciiTheme="majorBidi" w:hAnsiTheme="majorBidi" w:cstheme="majorBidi"/>
@@ -11407,25 +11738,7 @@
                                 <w:sz w:val="16"/>
                                 <w:szCs w:val="16"/>
                               </w:rPr>
-                              <w:t>= [15</w:t>
-                            </w:r>
-                            <w:proofErr w:type="gramStart"/>
-                            <w:r>
-                              <w:rPr>
-                                <w:rFonts w:asciiTheme="majorBidi" w:hAnsiTheme="majorBidi" w:cstheme="majorBidi"/>
-                                <w:sz w:val="16"/>
-                                <w:szCs w:val="16"/>
-                              </w:rPr>
-                              <w:t>,7</w:t>
-                            </w:r>
-                            <w:proofErr w:type="gramEnd"/>
-                            <w:r>
-                              <w:rPr>
-                                <w:rFonts w:asciiTheme="majorBidi" w:hAnsiTheme="majorBidi" w:cstheme="majorBidi"/>
-                                <w:sz w:val="16"/>
-                                <w:szCs w:val="16"/>
-                              </w:rPr>
-                              <w:t>] MeV</w:t>
+                              <w:t>= [15,7] MeV</w:t>
                             </w:r>
                             <w:r>
                               <w:rPr>
@@ -11742,25 +12055,7 @@
                           <w:sz w:val="16"/>
                           <w:szCs w:val="16"/>
                         </w:rPr>
-                        <w:t>= [15</w:t>
-                      </w:r>
-                      <w:proofErr w:type="gramStart"/>
-                      <w:r>
-                        <w:rPr>
-                          <w:rFonts w:asciiTheme="majorBidi" w:hAnsiTheme="majorBidi" w:cstheme="majorBidi"/>
-                          <w:sz w:val="16"/>
-                          <w:szCs w:val="16"/>
-                        </w:rPr>
-                        <w:t>,7</w:t>
-                      </w:r>
-                      <w:proofErr w:type="gramEnd"/>
-                      <w:r>
-                        <w:rPr>
-                          <w:rFonts w:asciiTheme="majorBidi" w:hAnsiTheme="majorBidi" w:cstheme="majorBidi"/>
-                          <w:sz w:val="16"/>
-                          <w:szCs w:val="16"/>
-                        </w:rPr>
-                        <w:t>] MeV</w:t>
+                        <w:t>= [15,7] MeV</w:t>
                       </w:r>
                       <w:r>
                         <w:rPr>
@@ -12480,18 +12775,8 @@
                                 <w:szCs w:val="16"/>
                               </w:rPr>
                               <w:br/>
-                              <w:t>DLA (Gamma</w:t>
+                              <w:t>DLA (Gamma)</w:t>
                             </w:r>
-                            <w:proofErr w:type="gramStart"/>
-                            <w:r>
-                              <w:rPr>
-                                <w:rFonts w:asciiTheme="majorBidi" w:hAnsiTheme="majorBidi" w:cstheme="majorBidi"/>
-                                <w:sz w:val="16"/>
-                                <w:szCs w:val="16"/>
-                              </w:rPr>
-                              <w:t>)</w:t>
-                            </w:r>
-                            <w:proofErr w:type="gramEnd"/>
                             <w:r>
                               <w:rPr>
                                 <w:rFonts w:asciiTheme="majorBidi" w:hAnsiTheme="majorBidi" w:cstheme="majorBidi"/>
@@ -12844,18 +13129,8 @@
                           <w:szCs w:val="16"/>
                         </w:rPr>
                         <w:br/>
-                        <w:t>DLA (Gamma</w:t>
+                        <w:t>DLA (Gamma)</w:t>
                       </w:r>
-                      <w:proofErr w:type="gramStart"/>
-                      <w:r>
-                        <w:rPr>
-                          <w:rFonts w:asciiTheme="majorBidi" w:hAnsiTheme="majorBidi" w:cstheme="majorBidi"/>
-                          <w:sz w:val="16"/>
-                          <w:szCs w:val="16"/>
-                        </w:rPr>
-                        <w:t>)</w:t>
-                      </w:r>
-                      <w:proofErr w:type="gramEnd"/>
                       <w:r>
                         <w:rPr>
                           <w:rFonts w:asciiTheme="majorBidi" w:hAnsiTheme="majorBidi" w:cstheme="majorBidi"/>
@@ -15301,7 +15576,23 @@
           <w:rFonts w:asciiTheme="majorBidi" w:hAnsiTheme="majorBidi" w:cstheme="majorBidi"/>
           <w:rtl/>
         </w:rPr>
-        <w:t xml:space="preserve">ליטי הוא המהיר ביותר, הוא מוגבל לשדות קבועים וחלקים בלבד, מעבר לשדות מורכבים יותר דורש מעבר לפתרונות נומריים שלמים בכדי לדעת את מסלולי החלקיקים. בעבור המקרה הפשוט של שדות זליגה ניתן – ואפילו כדאי להשתמבש במודל </w:t>
+        <w:t xml:space="preserve">ליטי הוא המהיר ביותר, הוא מוגבל לשדות קבועים וחלקים בלבד, מעבר לשדות מורכבים יותר דורש מעבר לפתרונות נומריים שלמים בכדי לדעת את מסלולי החלקיקים. בעבור המקרה הפשוט של שדות זליגה ניתן – ואפילו כדאי </w:t>
+      </w:r>
+      <w:proofErr w:type="spellStart"/>
+      <w:r>
+        <w:rPr>
+          <w:rFonts w:asciiTheme="majorBidi" w:hAnsiTheme="majorBidi" w:cstheme="majorBidi"/>
+          <w:rtl/>
+        </w:rPr>
+        <w:t>להשתמבש</w:t>
+      </w:r>
+      <w:proofErr w:type="spellEnd"/>
+      <w:r>
+        <w:rPr>
+          <w:rFonts w:asciiTheme="majorBidi" w:hAnsiTheme="majorBidi" w:cstheme="majorBidi"/>
+          <w:rtl/>
+        </w:rPr>
+        <w:t xml:space="preserve"> במודל </w:t>
       </w:r>
       <w:r>
         <w:rPr>
@@ -15540,7 +15831,39 @@
           <w:rFonts w:asciiTheme="majorBidi" w:eastAsia="Times New Roman" w:hAnsiTheme="majorBidi" w:cstheme="majorBidi"/>
           <w:rtl/>
         </w:rPr>
-        <w:t xml:space="preserve"> שם האיטרפולציה כבר התחילה להכניס רעשים בעצמה, ועל כן נדרשתי לעבור לאינטרפולציית </w:t>
+        <w:t xml:space="preserve"> שם </w:t>
+      </w:r>
+      <w:proofErr w:type="spellStart"/>
+      <w:r>
+        <w:rPr>
+          <w:rFonts w:asciiTheme="majorBidi" w:eastAsia="Times New Roman" w:hAnsiTheme="majorBidi" w:cstheme="majorBidi"/>
+          <w:rtl/>
+        </w:rPr>
+        <w:t>האיטרפולציה</w:t>
+      </w:r>
+      <w:proofErr w:type="spellEnd"/>
+      <w:r>
+        <w:rPr>
+          <w:rFonts w:asciiTheme="majorBidi" w:eastAsia="Times New Roman" w:hAnsiTheme="majorBidi" w:cstheme="majorBidi"/>
+          <w:rtl/>
+        </w:rPr>
+        <w:t xml:space="preserve"> כבר התחילה להכניס רעשים בעצמה, ועל כן נדרשתי לעבור </w:t>
+      </w:r>
+      <w:proofErr w:type="spellStart"/>
+      <w:r>
+        <w:rPr>
+          <w:rFonts w:asciiTheme="majorBidi" w:eastAsia="Times New Roman" w:hAnsiTheme="majorBidi" w:cstheme="majorBidi"/>
+          <w:rtl/>
+        </w:rPr>
+        <w:t>לאינטרפולציית</w:t>
+      </w:r>
+      <w:proofErr w:type="spellEnd"/>
+      <w:r>
+        <w:rPr>
+          <w:rFonts w:asciiTheme="majorBidi" w:eastAsia="Times New Roman" w:hAnsiTheme="majorBidi" w:cstheme="majorBidi"/>
+          <w:rtl/>
+        </w:rPr>
+        <w:t xml:space="preserve"> </w:t>
       </w:r>
       <w:proofErr w:type="spellStart"/>
       <w:r>
@@ -15601,7 +15924,23 @@
           <w:rFonts w:asciiTheme="majorBidi" w:eastAsia="Times New Roman" w:hAnsiTheme="majorBidi" w:cstheme="majorBidi"/>
           <w:rtl/>
         </w:rPr>
-        <w:t xml:space="preserve"> כבר לא מספיקה, ועל כן נדרש מאיתנו לפתור את הפתרון הנומרי המלא של השדות. בעבודה זו, מטעמי סימטריה של המערכת, פתרתי את הפוטנציאל הדו מימדי, תוך הזנחת אפקטי קצה במוצא העליון של המגנטים (ציר </w:t>
+        <w:t xml:space="preserve"> כבר לא מספיקה, ועל כן נדרש </w:t>
+      </w:r>
+      <w:proofErr w:type="spellStart"/>
+      <w:r>
+        <w:rPr>
+          <w:rFonts w:asciiTheme="majorBidi" w:eastAsia="Times New Roman" w:hAnsiTheme="majorBidi" w:cstheme="majorBidi"/>
+          <w:rtl/>
+        </w:rPr>
+        <w:t>מאיתנו</w:t>
+      </w:r>
+      <w:proofErr w:type="spellEnd"/>
+      <w:r>
+        <w:rPr>
+          <w:rFonts w:asciiTheme="majorBidi" w:eastAsia="Times New Roman" w:hAnsiTheme="majorBidi" w:cstheme="majorBidi"/>
+          <w:rtl/>
+        </w:rPr>
+        <w:t xml:space="preserve"> לפתור את הפתרון הנומרי המלא של השדות. בעבודה זו, מטעמי סימטריה של המערכת, פתרתי את הפוטנציאל הדו מימדי, תוך הזנחת אפקטי קצה במוצא העליון של המגנטים (ציר </w:t>
       </w:r>
       <m:oMath>
         <m:r>
@@ -15978,8 +16317,6 @@
         </w:rPr>
         <w:t xml:space="preserve"> של חלק מהגרפים</w:t>
       </w:r>
-      <w:bookmarkStart w:id="0" w:name="_GoBack"/>
-      <w:bookmarkEnd w:id="0"/>
       <w:r>
         <w:rPr>
           <w:rFonts w:asciiTheme="majorBidi" w:eastAsia="Times New Roman" w:hAnsiTheme="majorBidi" w:cstheme="majorBidi"/>
@@ -16331,27 +16668,24 @@
           <w:color w:val="222222"/>
           <w:shd w:val="clear" w:color="auto" w:fill="FFFFFF"/>
         </w:rPr>
-        <w:t xml:space="preserve"> preprint arXiv</w:t>
-      </w:r>
-      <w:proofErr w:type="gramStart"/>
-      <w:r>
-        <w:rPr>
-          <w:rFonts w:asciiTheme="majorBidi" w:hAnsiTheme="majorBidi" w:cstheme="majorBidi"/>
-          <w:i/>
-          <w:iCs/>
+        <w:t xml:space="preserve"> preprint arXiv:2607.12272</w:t>
+      </w:r>
+      <w:r>
+        <w:rPr>
+          <w:rFonts w:asciiTheme="majorBidi" w:hAnsiTheme="majorBidi" w:cstheme="majorBidi"/>
           <w:color w:val="222222"/>
           <w:shd w:val="clear" w:color="auto" w:fill="FFFFFF"/>
         </w:rPr>
-        <w:t>:2607.12272</w:t>
-      </w:r>
-      <w:proofErr w:type="gramEnd"/>
+        <w:t> (2026</w:t>
+      </w:r>
+      <w:proofErr w:type="gramStart"/>
       <w:r>
         <w:rPr>
           <w:rFonts w:asciiTheme="majorBidi" w:hAnsiTheme="majorBidi" w:cstheme="majorBidi"/>
           <w:color w:val="222222"/>
           <w:shd w:val="clear" w:color="auto" w:fill="FFFFFF"/>
         </w:rPr>
-        <w:t> (2026).</w:t>
+        <w:t>).</w:t>
       </w:r>
       <w:r>
         <w:rPr>
@@ -16362,6 +16696,7 @@
         </w:rPr>
         <w:t>‏</w:t>
       </w:r>
+      <w:proofErr w:type="gramEnd"/>
     </w:p>
     <w:sectPr>
       <w:pgSz w:w="12240" w:h="15840"/>
@@ -16374,7 +16709,7 @@
 </file>
 
 <file path=word/numbering.xml><?xml version="1.0" encoding="utf-8"?>
-<w:numbering xmlns:wpc="http://schemas.microsoft.com/office/word/2010/wordprocessingCanvas" xmlns:cx="http://schemas.microsoft.com/office/drawing/2014/chartex" xmlns:cx1="http://schemas.microsoft.com/office/drawing/2015/9/8/chartex" xmlns:mc="http://schemas.openxmlformats.org/markup-compatibility/2006" xmlns:o="urn:schemas-microsoft-com:office:office" xmlns:r="http://schemas.openxmlformats.org/officeDocument/2006/relationships" xmlns:m="http://schemas.openxmlformats.org/officeDocument/2006/math" xmlns:v="urn:schemas-microsoft-com:vml" xmlns:wp14="http://schemas.microsoft.com/office/word/2010/wordprocessingDrawing" xmlns:wp="http://schemas.openxmlformats.org/drawingml/2006/wordprocessingDrawing" xmlns:w10="urn:schemas-microsoft-com:office:word" xmlns:w="http://schemas.openxmlformats.org/wordprocessingml/2006/main" xmlns:w14="http://schemas.microsoft.com/office/word/2010/wordml" xmlns:w15="http://schemas.microsoft.com/office/word/2012/wordml" xmlns:w16se="http://schemas.microsoft.com/office/word/2015/wordml/symex" xmlns:wpg="http://schemas.microsoft.com/office/word/2010/wordprocessingGroup" xmlns:wpi="http://schemas.microsoft.com/office/word/2010/wordprocessingInk" xmlns:wne="http://schemas.microsoft.com/office/word/2006/wordml" xmlns:wps="http://schemas.microsoft.com/office/word/2010/wordprocessingShape" mc:Ignorable="w14 w15 w16se wp14">
+<w:numbering xmlns:wpc="http://schemas.microsoft.com/office/word/2010/wordprocessingCanvas" xmlns:cx="http://schemas.microsoft.com/office/drawing/2014/chartex" xmlns:mc="http://schemas.openxmlformats.org/markup-compatibility/2006" xmlns:o="urn:schemas-microsoft-com:office:office" xmlns:r="http://schemas.openxmlformats.org/officeDocument/2006/relationships" xmlns:m="http://schemas.openxmlformats.org/officeDocument/2006/math" xmlns:v="urn:schemas-microsoft-com:vml" xmlns:wp14="http://schemas.microsoft.com/office/word/2010/wordprocessingDrawing" xmlns:wp="http://schemas.openxmlformats.org/drawingml/2006/wordprocessingDrawing" xmlns:w10="urn:schemas-microsoft-com:office:word" xmlns:w="http://schemas.openxmlformats.org/wordprocessingml/2006/main" xmlns:w14="http://schemas.microsoft.com/office/word/2010/wordml" xmlns:w15="http://schemas.microsoft.com/office/word/2012/wordml" xmlns:w16se="http://schemas.microsoft.com/office/word/2015/wordml/symex" xmlns:wpg="http://schemas.microsoft.com/office/word/2010/wordprocessingGroup" xmlns:wpi="http://schemas.microsoft.com/office/word/2010/wordprocessingInk" xmlns:wne="http://schemas.microsoft.com/office/word/2006/wordml" xmlns:wps="http://schemas.microsoft.com/office/word/2010/wordprocessingShape" mc:Ignorable="w14 w15 w16se wp14">
   <w:abstractNum w:abstractNumId="0" w15:restartNumberingAfterBreak="0">
     <w:nsid w:val="047658BB"/>
     <w:multiLevelType w:val="hybridMultilevel"/>
@@ -17226,6 +17561,7 @@
   <w:style w:type="character" w:default="1" w:styleId="DefaultParagraphFont">
     <w:name w:val="Default Paragraph Font"/>
     <w:uiPriority w:val="1"/>
+    <w:semiHidden/>
     <w:unhideWhenUsed/>
   </w:style>
   <w:style w:type="table" w:default="1" w:styleId="TableNormal">
@@ -17341,6 +17677,71 @@
       <w:color w:val="2E74B5" w:themeColor="accent1" w:themeShade="BF"/>
       <w:sz w:val="26"/>
       <w:szCs w:val="26"/>
+    </w:rPr>
+  </w:style>
+  <w:style w:type="paragraph" w:styleId="Title">
+    <w:name w:val="Title"/>
+    <w:basedOn w:val="Normal"/>
+    <w:next w:val="Normal"/>
+    <w:link w:val="TitleChar"/>
+    <w:uiPriority w:val="10"/>
+    <w:qFormat/>
+    <w:rsid w:val="00934EBC"/>
+    <w:pPr>
+      <w:spacing w:after="0" w:line="240" w:lineRule="auto"/>
+      <w:contextualSpacing/>
+    </w:pPr>
+    <w:rPr>
+      <w:rFonts w:asciiTheme="majorHAnsi" w:eastAsiaTheme="majorEastAsia" w:hAnsiTheme="majorHAnsi" w:cstheme="majorBidi"/>
+      <w:spacing w:val="-10"/>
+      <w:kern w:val="28"/>
+      <w:sz w:val="56"/>
+      <w:szCs w:val="56"/>
+    </w:rPr>
+  </w:style>
+  <w:style w:type="character" w:customStyle="1" w:styleId="TitleChar">
+    <w:name w:val="Title Char"/>
+    <w:basedOn w:val="DefaultParagraphFont"/>
+    <w:link w:val="Title"/>
+    <w:uiPriority w:val="10"/>
+    <w:rsid w:val="00934EBC"/>
+    <w:rPr>
+      <w:rFonts w:asciiTheme="majorHAnsi" w:eastAsiaTheme="majorEastAsia" w:hAnsiTheme="majorHAnsi" w:cstheme="majorBidi"/>
+      <w:spacing w:val="-10"/>
+      <w:kern w:val="28"/>
+      <w:sz w:val="56"/>
+      <w:szCs w:val="56"/>
+    </w:rPr>
+  </w:style>
+  <w:style w:type="paragraph" w:styleId="Subtitle">
+    <w:name w:val="Subtitle"/>
+    <w:basedOn w:val="Normal"/>
+    <w:next w:val="Normal"/>
+    <w:link w:val="SubtitleChar"/>
+    <w:uiPriority w:val="11"/>
+    <w:qFormat/>
+    <w:rsid w:val="00934EBC"/>
+    <w:pPr>
+      <w:numPr>
+        <w:ilvl w:val="1"/>
+      </w:numPr>
+    </w:pPr>
+    <w:rPr>
+      <w:rFonts w:eastAsiaTheme="minorEastAsia"/>
+      <w:color w:val="5A5A5A" w:themeColor="text1" w:themeTint="A5"/>
+      <w:spacing w:val="15"/>
+    </w:rPr>
+  </w:style>
+  <w:style w:type="character" w:customStyle="1" w:styleId="SubtitleChar">
+    <w:name w:val="Subtitle Char"/>
+    <w:basedOn w:val="DefaultParagraphFont"/>
+    <w:link w:val="Subtitle"/>
+    <w:uiPriority w:val="11"/>
+    <w:rsid w:val="00934EBC"/>
+    <w:rPr>
+      <w:rFonts w:eastAsiaTheme="minorEastAsia"/>
+      <w:color w:val="5A5A5A" w:themeColor="text1" w:themeTint="A5"/>
+      <w:spacing w:val="15"/>
     </w:rPr>
   </w:style>
 </w:styles>
@@ -17612,7 +18013,7 @@
 </file>
 
 <file path=customXml/itemProps1.xml><?xml version="1.0" encoding="utf-8"?>
-<ds:datastoreItem xmlns:ds="http://schemas.openxmlformats.org/officeDocument/2006/customXml" ds:itemID="{6C455113-E90A-4C2E-AED1-2D2F2AB7FBAE}">
+<ds:datastoreItem xmlns:ds="http://schemas.openxmlformats.org/officeDocument/2006/customXml" ds:itemID="{BB8DAB80-2DFF-4B0D-AB16-6A54B2F00242}">
   <ds:schemaRefs>
     <ds:schemaRef ds:uri="http://schemas.openxmlformats.org/officeDocument/2006/bibliography"/>
   </ds:schemaRefs>
